--- a/Protocole_transport_trame.docx
+++ b/Protocole_transport_trame.docx
@@ -649,43 +649,43 @@
               <w:t xml:space="preserve"> </w:t>
             </w:r>
             <w:r>
-              <w:t>Xavier MAUCOURANT</w:t>
-            </w:r>
-            <w:r>
-              <w:t xml:space="preserve"> (Responsable </w:t>
-            </w:r>
-            <w:r>
-              <w:t>Atelier</w:t>
-            </w:r>
-            <w:r>
-              <w:t xml:space="preserve"> et Logistique)</w:t>
-            </w:r>
-            <w:r>
-              <w:t xml:space="preserve"> / </w:t>
+              <w:t>Nom du responsable CDES (fonction) / téléphone</w:t>
+            </w:r>
+            <w:r>
+              <w:t xml:space="preserve"/>
+            </w:r>
+            <w:r>
+              <w:t/>
+            </w:r>
+            <w:r>
+              <w:t xml:space="preserve"/>
+            </w:r>
+            <w:r>
+              <w:t xml:space="preserve"/>
             </w:r>
             <w:r>
               <w:rPr>
                 <w:rFonts w:ascii="Wingdings" w:hAnsi="Wingdings"/>
               </w:rPr>
-              <w:t></w:t>
+              <w:t/>
             </w:r>
             <w:r>
               <w:rPr>
                 <w:rFonts w:asciiTheme="minorHAnsi" w:hAnsiTheme="minorHAnsi" w:cstheme="minorHAnsi"/>
               </w:rPr>
-              <w:t xml:space="preserve"> </w:t>
-            </w:r>
-            <w:r>
-              <w:t>06</w:t>
+              <w:t xml:space="preserve"/>
+            </w:r>
+            <w:r>
+              <w:t/>
             </w:r>
             <w:r>
               <w:rPr>
                 <w:spacing w:val="-1"/>
               </w:rPr>
-              <w:t xml:space="preserve"> </w:t>
-            </w:r>
-            <w:r>
-              <w:t>88 53 52 40</w:t>
+              <w:t xml:space="preserve"/>
+            </w:r>
+            <w:r>
+              <w:t/>
             </w:r>
           </w:p>
           <w:p>
@@ -743,37 +743,37 @@
               <w:rPr>
                 <w:spacing w:val="-6"/>
               </w:rPr>
-              <w:t>Matthieu OUDIN</w:t>
+              <w:t>Nom du responsable CDES (fonction) / téléphone</w:t>
             </w:r>
             <w:r>
               <w:rPr>
                 <w:spacing w:val="-6"/>
               </w:rPr>
-              <w:t xml:space="preserve"> (Responsable Matériel)</w:t>
+              <w:t xml:space="preserve"/>
             </w:r>
             <w:r>
               <w:rPr>
                 <w:spacing w:val="-6"/>
               </w:rPr>
-              <w:t xml:space="preserve"> / </w:t>
+              <w:t xml:space="preserve"/>
             </w:r>
             <w:r>
               <w:rPr>
                 <w:rFonts w:ascii="Wingdings" w:hAnsi="Wingdings"/>
               </w:rPr>
-              <w:t></w:t>
+              <w:t/>
             </w:r>
             <w:r>
               <w:rPr>
                 <w:rFonts w:asciiTheme="minorHAnsi" w:hAnsiTheme="minorHAnsi" w:cstheme="minorHAnsi"/>
               </w:rPr>
-              <w:t xml:space="preserve"> </w:t>
-            </w:r>
-            <w:r>
-              <w:t xml:space="preserve">06 71 17 </w:t>
-            </w:r>
-            <w:r>
-              <w:t>34 31</w:t>
+              <w:t xml:space="preserve"/>
+            </w:r>
+            <w:r>
+              <w:t xml:space="preserve"/>
+            </w:r>
+            <w:r>
+              <w:t/>
             </w:r>
           </w:p>
           <w:p>
@@ -815,7 +815,7 @@
                     <w:sz w:val="24"/>
                     <w:szCs w:val="24"/>
                   </w:rPr>
-                  <w:t>☐</w:t>
+                  <w:t/>
                 </w:r>
               </w:sdtContent>
             </w:sdt>
@@ -826,40 +826,40 @@
                 <w:sz w:val="24"/>
                 <w:szCs w:val="24"/>
               </w:rPr>
-              <w:t xml:space="preserve"> </w:t>
+              <w:t xml:space="preserve"/>
             </w:r>
             <w:r>
               <w:rPr>
                 <w:spacing w:val="-6"/>
               </w:rPr>
-              <w:t>Joffrey GROIZIER </w:t>
+              <w:t/>
             </w:r>
             <w:r>
               <w:rPr>
                 <w:spacing w:val="-6"/>
               </w:rPr>
-              <w:t xml:space="preserve">(Chef d’atelier Logistique) </w:t>
+              <w:t xml:space="preserve"/>
             </w:r>
             <w:r>
               <w:rPr>
                 <w:spacing w:val="-6"/>
               </w:rPr>
-              <w:t xml:space="preserve">/ </w:t>
+              <w:t xml:space="preserve"/>
             </w:r>
             <w:r>
               <w:rPr>
                 <w:rFonts w:ascii="Wingdings" w:hAnsi="Wingdings"/>
               </w:rPr>
-              <w:t></w:t>
+              <w:t/>
             </w:r>
             <w:r>
               <w:rPr>
                 <w:rFonts w:asciiTheme="minorHAnsi" w:hAnsiTheme="minorHAnsi" w:cstheme="minorHAnsi"/>
               </w:rPr>
-              <w:t xml:space="preserve"> </w:t>
-            </w:r>
-            <w:r>
-              <w:t>06 30 78 66 27</w:t>
+              <w:t xml:space="preserve"/>
+            </w:r>
+            <w:r>
+              <w:t/>
             </w:r>
           </w:p>
         </w:tc>
@@ -2142,28 +2142,28 @@
           <w:iCs/>
         </w:rPr>
         <w:lastRenderedPageBreak/>
-        <w:t>M. HERVELIN Justin</w:t>
+        <w:t/>
       </w:r>
       <w:r>
         <w:rPr>
           <w:rFonts w:cs="Calibri"/>
           <w:iCs/>
         </w:rPr>
-        <w:t xml:space="preserve"> (</w:t>
+        <w:t xml:space="preserve"/>
       </w:r>
       <w:r>
         <w:rPr>
           <w:rFonts w:cs="Calibri"/>
           <w:iCs/>
         </w:rPr>
-        <w:t>Responsable Santé Sécurité Environnement</w:t>
+        <w:t/>
       </w:r>
       <w:r>
         <w:rPr>
           <w:rFonts w:cs="Calibri"/>
           <w:iCs/>
         </w:rPr>
-        <w:t>)</w:t>
+        <w:t/>
       </w:r>
     </w:p>
     <w:tbl>
@@ -2896,14 +2896,13 @@
           <w:rFonts w:cs="Calibri"/>
           <w:iCs/>
         </w:rPr>
-        <w:sym w:font="Wingdings" w:char="F028"/>
       </w:r>
       <w:r>
         <w:rPr>
           <w:rFonts w:cs="Calibri"/>
           <w:iCs/>
         </w:rPr>
-        <w:t xml:space="preserve"> 07 88 42 77 79</w:t>
+        <w:t xml:space="preserve"/>
       </w:r>
     </w:p>
     <w:p>
@@ -11003,7 +11002,7 @@
                   <w:rPr>
                     <w:rFonts w:ascii="MS Gothic" w:eastAsia="MS Gothic" w:hAnsi="MS Gothic" w:cstheme="minorHAnsi" w:hint="eastAsia"/>
                   </w:rPr>
-                  <w:t>☒</w:t>
+                  <w:t/>
                 </w:r>
               </w:sdtContent>
             </w:sdt>
@@ -11012,34 +11011,34 @@
                 <w:rFonts w:cstheme="minorHAnsi"/>
                 <w:smallCaps/>
               </w:rPr>
-              <w:t xml:space="preserve"> </w:t>
-            </w:r>
-            <w:r>
-              <w:t xml:space="preserve">Xavier MAUCOURANT / </w:t>
+              <w:t xml:space="preserve"/>
+            </w:r>
+            <w:r>
+              <w:t xml:space="preserve"/>
             </w:r>
             <w:r>
               <w:rPr>
                 <w:rFonts w:ascii="Wingdings" w:hAnsi="Wingdings"/>
               </w:rPr>
-              <w:t></w:t>
+              <w:t/>
             </w:r>
             <w:r>
               <w:rPr>
                 <w:rFonts w:asciiTheme="minorHAnsi" w:hAnsiTheme="minorHAnsi" w:cstheme="minorHAnsi"/>
               </w:rPr>
-              <w:t xml:space="preserve"> </w:t>
-            </w:r>
-            <w:r>
-              <w:t>06</w:t>
+              <w:t xml:space="preserve"/>
+            </w:r>
+            <w:r>
+              <w:t/>
             </w:r>
             <w:r>
               <w:rPr>
                 <w:spacing w:val="-1"/>
               </w:rPr>
-              <w:t xml:space="preserve"> </w:t>
-            </w:r>
-            <w:r>
-              <w:t>88 53 52 40</w:t>
+              <w:t xml:space="preserve"/>
+            </w:r>
+            <w:r>
+              <w:t/>
             </w:r>
           </w:p>
           <w:p>
@@ -11075,7 +11074,7 @@
                   <w:rPr>
                     <w:rFonts w:ascii="MS Gothic" w:eastAsia="MS Gothic" w:hAnsi="MS Gothic" w:cstheme="minorHAnsi" w:hint="eastAsia"/>
                   </w:rPr>
-                  <w:t>☒</w:t>
+                  <w:t/>
                 </w:r>
               </w:sdtContent>
             </w:sdt>
@@ -11084,40 +11083,40 @@
                 <w:rFonts w:cstheme="minorHAnsi"/>
                 <w:smallCaps/>
               </w:rPr>
-              <w:t xml:space="preserve"> </w:t>
+              <w:t xml:space="preserve"/>
             </w:r>
             <w:r>
               <w:rPr>
                 <w:spacing w:val="-6"/>
               </w:rPr>
-              <w:t>Justin HERVELIN (HSE)</w:t>
+              <w:t/>
             </w:r>
             <w:r>
               <w:rPr>
                 <w:spacing w:val="-6"/>
               </w:rPr>
-              <w:t> </w:t>
+              <w:t/>
             </w:r>
             <w:r>
               <w:rPr>
                 <w:spacing w:val="-6"/>
               </w:rPr>
-              <w:t xml:space="preserve">/ </w:t>
+              <w:t xml:space="preserve"/>
             </w:r>
             <w:r>
               <w:rPr>
                 <w:rFonts w:ascii="Wingdings" w:hAnsi="Wingdings"/>
               </w:rPr>
-              <w:t></w:t>
+              <w:t/>
             </w:r>
             <w:r>
               <w:rPr>
                 <w:rFonts w:asciiTheme="minorHAnsi" w:hAnsiTheme="minorHAnsi" w:cstheme="minorHAnsi"/>
               </w:rPr>
-              <w:t xml:space="preserve"> </w:t>
-            </w:r>
-            <w:r>
-              <w:t>07 88 42 77 79</w:t>
+              <w:t xml:space="preserve"/>
+            </w:r>
+            <w:r>
+              <w:t/>
             </w:r>
           </w:p>
         </w:tc>
